--- a/docs/exercises/ex-LVL.docx
+++ b/docs/exercises/ex-LVL.docx
@@ -204,7 +204,7 @@
         <w:rPr>
           <w:rStyle w:val="VerbatimChar"/>
         </w:rPr>
-        <w:t xml:space="preserve">psy-511-spr-2026-LASTNAME-FIRSTNAME-ex01.docx</w:t>
+        <w:t xml:space="preserve">psy-511-spr-2026-LASTNAME-FIRSTNAME-ex-LVL.docx</w:t>
       </w:r>
       <w:r>
         <w:t xml:space="preserve">,</w:t>
@@ -231,7 +231,7 @@
         </w:numPr>
       </w:pPr>
       <w:r>
-        <w:t xml:space="preserve">Your write-up is due</w:t>
+        <w:t xml:space="preserve">Your write-up is</w:t>
       </w:r>
       <w:r>
         <w:t xml:space="preserve"> </w:t>
@@ -241,7 +241,7 @@
           <w:b/>
           <w:bCs/>
         </w:rPr>
-        <w:t xml:space="preserve">Thursday, January 22, 2026 at 11:59 pm</w:t>
+        <w:t xml:space="preserve">due 2026-01-22</w:t>
       </w:r>
       <w:r>
         <w:t xml:space="preserve">.</w:t>
